--- a/rvs-400-executive-docs/output/05 Приказы и письма/L01 Письмо-запрос заказчику ООО ЮГМЕТПРОМ.docx
+++ b/rvs-400-executive-docs/output/05 Приказы и письма/L01 Письмо-запрос заказчику ООО ЮГМЕТПРОМ.docx
@@ -132,7 +132,7 @@
           <w:sz w:val="22"/>
           <w:u w:val="none"/>
         </w:rPr>
-        <w:t>В рамках исполнения Договор строительного подряда № 93 от 29.09.2025 на объекте «Монтаж стальных вертикальных цилиндрических резервуаров объёмом 400 м³ (2 шт.) для хранения спиртов», расположенном по адресу: Московская область, муниципальный округ Шатура, г. Рошаль, подготовлен комплект исполнительной документации на монтаж и сварку резервуаров РВС-400 м³ (2 шт.) по формам приложений к приказу Ростехнадзора от 16.05.2023 № 344 и требованиям ГОСТ 31385-2023.</w:t>
+        <w:t>В рамках исполнения Договор строительного подряда № 93 от 29.09.2025 на объекте «Монтаж стальных вертикальных цилиндрических резервуаров объёмом 400 м³ (2 шт.) для хранения спиртов», расположенном по адресу: Московская область, муниципальный округ Шатура, г. Рошаль, подготовлен комплект исполнительной документации на монтаж и сварку резервуаров РВС-400 м³ (2 шт.) по формам приложений к приказу Минстроя России от 16.05.2023 № 344/пр и требованиям ГОСТ 31385-2023.</w:t>
       </w:r>
     </w:p>
     <w:p>
